--- a/writing/old/bullet_points.docx
+++ b/writing/old/bullet_points.docx
@@ -3613,6 +3613,8 @@
         </w:rPr>
         <w:t>2</w:t>
       </w:r>
+      <w:bookmarkStart w:id="0" w:name="_GoBack"/>
+      <w:bookmarkEnd w:id="0"/>
       <w:r>
         <w:rPr>
           <w:rFonts w:ascii="Arial" w:hAnsi="Arial" w:cs="Arial"/>
@@ -6882,8 +6884,6 @@
         </w:rPr>
         <w:t xml:space="preserve"> from either natural gas reforming or electrolytic sources, is presented. Projections for 2050 highlight potential reductions in production costs and climate change impacts across all technologies.</w:t>
       </w:r>
-      <w:bookmarkStart w:id="0" w:name="_GoBack"/>
-      <w:bookmarkEnd w:id="0"/>
     </w:p>
     <w:p>
       <w:pPr>
@@ -8482,7 +8482,7 @@
 </file>
 
 <file path=customXml/itemProps1.xml><?xml version="1.0" encoding="utf-8"?>
-<ds:datastoreItem xmlns:ds="http://schemas.openxmlformats.org/officeDocument/2006/customXml" ds:itemID="{1C65B937-93D8-460B-B16B-4C7B6500975D}">
+<ds:datastoreItem xmlns:ds="http://schemas.openxmlformats.org/officeDocument/2006/customXml" ds:itemID="{8047776D-4B8E-401A-A97D-DEBBBB966760}">
   <ds:schemaRefs>
     <ds:schemaRef ds:uri="http://schemas.openxmlformats.org/officeDocument/2006/bibliography"/>
   </ds:schemaRefs>
